--- a/2026 الى 2027/خطط القسم 2027/الخطة الاجرائية للتحصيل الاكاديمي -قسم الكيمياء 2027/كيمياء 2027 -الخطة الاجرائية للتحصيل الأكاديمي.docx
+++ b/2026 الى 2027/خطط القسم 2027/الخطة الاجرائية للتحصيل الاكاديمي -قسم الكيمياء 2027/كيمياء 2027 -الخطة الاجرائية للتحصيل الأكاديمي.docx
@@ -513,7 +513,7 @@
           <w:rtl/>
           <w:lang w:bidi="ar-QA"/>
         </w:rPr>
-        <w:t>6</w:t>
+        <w:t>7</w:t>
       </w:r>
       <w:r>
         <w:rPr>
@@ -563,7 +563,7 @@
           <w:rtl/>
           <w:lang w:bidi="ar-QA"/>
         </w:rPr>
-        <w:t>5</w:t>
+        <w:t>6</w:t>
       </w:r>
       <w:r>
         <w:rPr>
@@ -7941,7 +7941,7 @@
           <w:szCs w:val="28"/>
           <w:rtl/>
         </w:rPr>
-        <w:t>6</w:t>
+        <w:t>7</w:t>
       </w:r>
       <w:r>
         <w:rPr>
